--- a/dossier-conformite-2026/livrables/01_Reponse_DEETS/DEETS-01_Dossier_18_pieces_apprentissage.docx
+++ b/dossier-conformite-2026/livrables/01_Reponse_DEETS/DEETS-01_Dossier_18_pieces_apprentissage.docx
@@ -16,7 +16,7 @@
       <w:r>
         <w:rPr>
           <w:b/>
-          <w:color w:val="C9A94D"/>
+          <w:color w:val="8A6D1F"/>
           <w:sz w:val="28"/>
         </w:rPr>
         <w:t>Article L.6351-5 du code du travail — 18 pièces</w:t>
@@ -107,6 +107,9 @@
         </w:tc>
       </w:tr>
       <w:tr>
+        <w:trPr>
+          <w:cantSplit w:val="true"/>
+        </w:trPr>
         <w:tc>
           <w:tcPr>
             <w:tcW w:type="dxa" w:w="680"/>
@@ -154,10 +157,13 @@
         </w:tc>
       </w:tr>
       <w:tr>
+        <w:trPr>
+          <w:cantSplit w:val="true"/>
+        </w:trPr>
         <w:tc>
           <w:tcPr>
             <w:tcW w:type="dxa" w:w="680"/>
-            <w:shd w:val="clear" w:color="auto" w:fill="F2F2F2"/>
+            <w:shd w:val="clear" w:color="auto" w:fill="E8EEF7"/>
           </w:tcPr>
           <w:p>
             <w:r/>
@@ -173,7 +179,7 @@
         <w:tc>
           <w:tcPr>
             <w:tcW w:type="dxa" w:w="6236"/>
-            <w:shd w:val="clear" w:color="auto" w:fill="F2F2F2"/>
+            <w:shd w:val="clear" w:color="auto" w:fill="E8EEF7"/>
           </w:tcPr>
           <w:p>
             <w:r/>
@@ -189,7 +195,7 @@
         <w:tc>
           <w:tcPr>
             <w:tcW w:type="dxa" w:w="2721"/>
-            <w:shd w:val="clear" w:color="auto" w:fill="F2F2F2"/>
+            <w:shd w:val="clear" w:color="auto" w:fill="E8EEF7"/>
           </w:tcPr>
           <w:p>
             <w:r/>
@@ -204,6 +210,9 @@
         </w:tc>
       </w:tr>
       <w:tr>
+        <w:trPr>
+          <w:cantSplit w:val="true"/>
+        </w:trPr>
         <w:tc>
           <w:tcPr>
             <w:tcW w:type="dxa" w:w="680"/>
@@ -251,10 +260,13 @@
         </w:tc>
       </w:tr>
       <w:tr>
+        <w:trPr>
+          <w:cantSplit w:val="true"/>
+        </w:trPr>
         <w:tc>
           <w:tcPr>
             <w:tcW w:type="dxa" w:w="680"/>
-            <w:shd w:val="clear" w:color="auto" w:fill="F2F2F2"/>
+            <w:shd w:val="clear" w:color="auto" w:fill="E8EEF7"/>
           </w:tcPr>
           <w:p>
             <w:r/>
@@ -270,7 +282,7 @@
         <w:tc>
           <w:tcPr>
             <w:tcW w:type="dxa" w:w="6236"/>
-            <w:shd w:val="clear" w:color="auto" w:fill="F2F2F2"/>
+            <w:shd w:val="clear" w:color="auto" w:fill="E8EEF7"/>
           </w:tcPr>
           <w:p>
             <w:r/>
@@ -286,7 +298,7 @@
         <w:tc>
           <w:tcPr>
             <w:tcW w:type="dxa" w:w="2721"/>
-            <w:shd w:val="clear" w:color="auto" w:fill="F2F2F2"/>
+            <w:shd w:val="clear" w:color="auto" w:fill="E8EEF7"/>
           </w:tcPr>
           <w:p>
             <w:r/>
@@ -301,6 +313,9 @@
         </w:tc>
       </w:tr>
       <w:tr>
+        <w:trPr>
+          <w:cantSplit w:val="true"/>
+        </w:trPr>
         <w:tc>
           <w:tcPr>
             <w:tcW w:type="dxa" w:w="680"/>
@@ -348,10 +363,13 @@
         </w:tc>
       </w:tr>
       <w:tr>
+        <w:trPr>
+          <w:cantSplit w:val="true"/>
+        </w:trPr>
         <w:tc>
           <w:tcPr>
             <w:tcW w:type="dxa" w:w="680"/>
-            <w:shd w:val="clear" w:color="auto" w:fill="F2F2F2"/>
+            <w:shd w:val="clear" w:color="auto" w:fill="E8EEF7"/>
           </w:tcPr>
           <w:p>
             <w:r/>
@@ -367,7 +385,7 @@
         <w:tc>
           <w:tcPr>
             <w:tcW w:type="dxa" w:w="6236"/>
-            <w:shd w:val="clear" w:color="auto" w:fill="F2F2F2"/>
+            <w:shd w:val="clear" w:color="auto" w:fill="E8EEF7"/>
           </w:tcPr>
           <w:p>
             <w:r/>
@@ -383,7 +401,7 @@
         <w:tc>
           <w:tcPr>
             <w:tcW w:type="dxa" w:w="2721"/>
-            <w:shd w:val="clear" w:color="auto" w:fill="F2F2F2"/>
+            <w:shd w:val="clear" w:color="auto" w:fill="E8EEF7"/>
           </w:tcPr>
           <w:p>
             <w:r/>
@@ -398,6 +416,9 @@
         </w:tc>
       </w:tr>
       <w:tr>
+        <w:trPr>
+          <w:cantSplit w:val="true"/>
+        </w:trPr>
         <w:tc>
           <w:tcPr>
             <w:tcW w:type="dxa" w:w="680"/>
@@ -445,10 +466,13 @@
         </w:tc>
       </w:tr>
       <w:tr>
+        <w:trPr>
+          <w:cantSplit w:val="true"/>
+        </w:trPr>
         <w:tc>
           <w:tcPr>
             <w:tcW w:type="dxa" w:w="680"/>
-            <w:shd w:val="clear" w:color="auto" w:fill="F2F2F2"/>
+            <w:shd w:val="clear" w:color="auto" w:fill="E8EEF7"/>
           </w:tcPr>
           <w:p>
             <w:r/>
@@ -464,7 +488,7 @@
         <w:tc>
           <w:tcPr>
             <w:tcW w:type="dxa" w:w="6236"/>
-            <w:shd w:val="clear" w:color="auto" w:fill="F2F2F2"/>
+            <w:shd w:val="clear" w:color="auto" w:fill="E8EEF7"/>
           </w:tcPr>
           <w:p>
             <w:r/>
@@ -480,7 +504,7 @@
         <w:tc>
           <w:tcPr>
             <w:tcW w:type="dxa" w:w="2721"/>
-            <w:shd w:val="clear" w:color="auto" w:fill="F2F2F2"/>
+            <w:shd w:val="clear" w:color="auto" w:fill="E8EEF7"/>
           </w:tcPr>
           <w:p>
             <w:r/>
@@ -495,6 +519,9 @@
         </w:tc>
       </w:tr>
       <w:tr>
+        <w:trPr>
+          <w:cantSplit w:val="true"/>
+        </w:trPr>
         <w:tc>
           <w:tcPr>
             <w:tcW w:type="dxa" w:w="680"/>
@@ -542,10 +569,13 @@
         </w:tc>
       </w:tr>
       <w:tr>
+        <w:trPr>
+          <w:cantSplit w:val="true"/>
+        </w:trPr>
         <w:tc>
           <w:tcPr>
             <w:tcW w:type="dxa" w:w="680"/>
-            <w:shd w:val="clear" w:color="auto" w:fill="F2F2F2"/>
+            <w:shd w:val="clear" w:color="auto" w:fill="E8EEF7"/>
           </w:tcPr>
           <w:p>
             <w:r/>
@@ -561,7 +591,7 @@
         <w:tc>
           <w:tcPr>
             <w:tcW w:type="dxa" w:w="6236"/>
-            <w:shd w:val="clear" w:color="auto" w:fill="F2F2F2"/>
+            <w:shd w:val="clear" w:color="auto" w:fill="E8EEF7"/>
           </w:tcPr>
           <w:p>
             <w:r/>
@@ -577,7 +607,7 @@
         <w:tc>
           <w:tcPr>
             <w:tcW w:type="dxa" w:w="2721"/>
-            <w:shd w:val="clear" w:color="auto" w:fill="F2F2F2"/>
+            <w:shd w:val="clear" w:color="auto" w:fill="E8EEF7"/>
           </w:tcPr>
           <w:p>
             <w:r/>
@@ -592,6 +622,9 @@
         </w:tc>
       </w:tr>
       <w:tr>
+        <w:trPr>
+          <w:cantSplit w:val="true"/>
+        </w:trPr>
         <w:tc>
           <w:tcPr>
             <w:tcW w:type="dxa" w:w="680"/>
@@ -639,10 +672,13 @@
         </w:tc>
       </w:tr>
       <w:tr>
+        <w:trPr>
+          <w:cantSplit w:val="true"/>
+        </w:trPr>
         <w:tc>
           <w:tcPr>
             <w:tcW w:type="dxa" w:w="680"/>
-            <w:shd w:val="clear" w:color="auto" w:fill="F2F2F2"/>
+            <w:shd w:val="clear" w:color="auto" w:fill="E8EEF7"/>
           </w:tcPr>
           <w:p>
             <w:r/>
@@ -658,7 +694,7 @@
         <w:tc>
           <w:tcPr>
             <w:tcW w:type="dxa" w:w="6236"/>
-            <w:shd w:val="clear" w:color="auto" w:fill="F2F2F2"/>
+            <w:shd w:val="clear" w:color="auto" w:fill="E8EEF7"/>
           </w:tcPr>
           <w:p>
             <w:r/>
@@ -674,7 +710,7 @@
         <w:tc>
           <w:tcPr>
             <w:tcW w:type="dxa" w:w="2721"/>
-            <w:shd w:val="clear" w:color="auto" w:fill="F2F2F2"/>
+            <w:shd w:val="clear" w:color="auto" w:fill="E8EEF7"/>
           </w:tcPr>
           <w:p>
             <w:r/>
@@ -689,6 +725,9 @@
         </w:tc>
       </w:tr>
       <w:tr>
+        <w:trPr>
+          <w:cantSplit w:val="true"/>
+        </w:trPr>
         <w:tc>
           <w:tcPr>
             <w:tcW w:type="dxa" w:w="680"/>
@@ -736,10 +775,13 @@
         </w:tc>
       </w:tr>
       <w:tr>
+        <w:trPr>
+          <w:cantSplit w:val="true"/>
+        </w:trPr>
         <w:tc>
           <w:tcPr>
             <w:tcW w:type="dxa" w:w="680"/>
-            <w:shd w:val="clear" w:color="auto" w:fill="F2F2F2"/>
+            <w:shd w:val="clear" w:color="auto" w:fill="E8EEF7"/>
           </w:tcPr>
           <w:p>
             <w:r/>
@@ -755,7 +797,7 @@
         <w:tc>
           <w:tcPr>
             <w:tcW w:type="dxa" w:w="6236"/>
-            <w:shd w:val="clear" w:color="auto" w:fill="F2F2F2"/>
+            <w:shd w:val="clear" w:color="auto" w:fill="E8EEF7"/>
           </w:tcPr>
           <w:p>
             <w:r/>
@@ -771,7 +813,7 @@
         <w:tc>
           <w:tcPr>
             <w:tcW w:type="dxa" w:w="2721"/>
-            <w:shd w:val="clear" w:color="auto" w:fill="F2F2F2"/>
+            <w:shd w:val="clear" w:color="auto" w:fill="E8EEF7"/>
           </w:tcPr>
           <w:p>
             <w:r/>
@@ -786,6 +828,9 @@
         </w:tc>
       </w:tr>
       <w:tr>
+        <w:trPr>
+          <w:cantSplit w:val="true"/>
+        </w:trPr>
         <w:tc>
           <w:tcPr>
             <w:tcW w:type="dxa" w:w="680"/>
@@ -833,10 +878,13 @@
         </w:tc>
       </w:tr>
       <w:tr>
+        <w:trPr>
+          <w:cantSplit w:val="true"/>
+        </w:trPr>
         <w:tc>
           <w:tcPr>
             <w:tcW w:type="dxa" w:w="680"/>
-            <w:shd w:val="clear" w:color="auto" w:fill="F2F2F2"/>
+            <w:shd w:val="clear" w:color="auto" w:fill="E8EEF7"/>
           </w:tcPr>
           <w:p>
             <w:r/>
@@ -852,7 +900,7 @@
         <w:tc>
           <w:tcPr>
             <w:tcW w:type="dxa" w:w="6236"/>
-            <w:shd w:val="clear" w:color="auto" w:fill="F2F2F2"/>
+            <w:shd w:val="clear" w:color="auto" w:fill="E8EEF7"/>
           </w:tcPr>
           <w:p>
             <w:r/>
@@ -868,7 +916,7 @@
         <w:tc>
           <w:tcPr>
             <w:tcW w:type="dxa" w:w="2721"/>
-            <w:shd w:val="clear" w:color="auto" w:fill="F2F2F2"/>
+            <w:shd w:val="clear" w:color="auto" w:fill="E8EEF7"/>
           </w:tcPr>
           <w:p>
             <w:r/>
@@ -883,6 +931,9 @@
         </w:tc>
       </w:tr>
       <w:tr>
+        <w:trPr>
+          <w:cantSplit w:val="true"/>
+        </w:trPr>
         <w:tc>
           <w:tcPr>
             <w:tcW w:type="dxa" w:w="680"/>
@@ -930,10 +981,13 @@
         </w:tc>
       </w:tr>
       <w:tr>
+        <w:trPr>
+          <w:cantSplit w:val="true"/>
+        </w:trPr>
         <w:tc>
           <w:tcPr>
             <w:tcW w:type="dxa" w:w="680"/>
-            <w:shd w:val="clear" w:color="auto" w:fill="F2F2F2"/>
+            <w:shd w:val="clear" w:color="auto" w:fill="E8EEF7"/>
           </w:tcPr>
           <w:p>
             <w:r/>
@@ -949,7 +1003,7 @@
         <w:tc>
           <w:tcPr>
             <w:tcW w:type="dxa" w:w="6236"/>
-            <w:shd w:val="clear" w:color="auto" w:fill="F2F2F2"/>
+            <w:shd w:val="clear" w:color="auto" w:fill="E8EEF7"/>
           </w:tcPr>
           <w:p>
             <w:r/>
@@ -965,7 +1019,7 @@
         <w:tc>
           <w:tcPr>
             <w:tcW w:type="dxa" w:w="2721"/>
-            <w:shd w:val="clear" w:color="auto" w:fill="F2F2F2"/>
+            <w:shd w:val="clear" w:color="auto" w:fill="E8EEF7"/>
           </w:tcPr>
           <w:p>
             <w:r/>
@@ -985,10 +1039,11 @@
       <w:tblPr>
         <w:tblStyle w:val="TableGrid"/>
         <w:tblW w:type="auto" w:w="0"/>
+        <w:tblLayout w:type="fixed"/>
         <w:tblLook w:firstColumn="1" w:firstRow="1" w:lastColumn="0" w:lastRow="0" w:noHBand="0" w:noVBand="1" w:val="04A0"/>
       </w:tblPr>
       <w:tblGrid>
-        <w:gridCol w:w="9638"/>
+        <w:gridCol w:w="9639"/>
       </w:tblGrid>
       <w:tr>
         <w:tc>
@@ -1002,9 +1057,9 @@
               <w:rPr>
                 <w:b/>
                 <w:color w:val="1B3A6B"/>
-                <w:sz w:val="24"/>
+                <w:sz w:val="26"/>
               </w:rPr>
-              <w:t>⚠️ Points de vigilance avant tout envoi</w:t>
+              <w:t>Points de vigilance avant tout envoi</w:t>
             </w:r>
           </w:p>
           <w:p>
@@ -1035,9 +1090,10 @@
             </w:r>
             <w:r>
               <w:rPr>
-                <w:b w:val="0"/>
+                <w:b/>
+                <w:i/>
+                <w:color w:val="8A6D1F"/>
                 <w:sz w:val="22"/>
-                <w:highlight w:val="yellow"/>
               </w:rPr>
               <w:t>[À VÉRIFIER : règles 2026]</w:t>
             </w:r>
@@ -1067,39 +1123,21 @@
       </w:pPr>
       <w:r>
         <w:rPr>
+          <w:b w:val="0"/>
+        </w:rPr>
+        <w:t xml:space="preserve">YEBA FORMATIONS est une </w:t>
+      </w:r>
+      <w:r>
+        <w:rPr>
           <w:b/>
         </w:rPr>
-        <w:t>Si YEBA FORMATIONS est une société</w:t>
+        <w:t>entreprise individuelle</w:t>
       </w:r>
       <w:r>
         <w:rPr>
           <w:b w:val="0"/>
         </w:rPr>
-        <w:t xml:space="preserve"> : décision de l'associé unique / AGE modifiant l'objet social, par exemple : « … la réalisation d'actions de formation professionnelle continue, de bilans de compétences, d'actions de VAE et d'actions de formation par apprentissage au sens de l'article L.6313-1 du code du travail… », puis dépôt au greffe et statuts mis à jour certifiés conformes.</w:t>
-      </w:r>
-    </w:p>
-    <w:p>
-      <w:pPr>
-        <w:pStyle w:val="ListBullet"/>
-      </w:pPr>
-      <w:r>
-        <w:rPr>
-          <w:b/>
-        </w:rPr>
-        <w:t>Si YEBA FORMATIONS est une entreprise individuelle</w:t>
-      </w:r>
-      <w:r>
-        <w:rPr>
-          <w:b w:val="0"/>
-        </w:rPr>
-        <w:t xml:space="preserve"> : pas de statuts — joindre l'extrait INSEE / RNE et une attestation sur l'honneur décrivant l'activité. </w:t>
-      </w:r>
-      <w:r>
-        <w:rPr>
-          <w:b w:val="0"/>
-          <w:highlight w:val="yellow"/>
-        </w:rPr>
-        <w:t>[À VÉRIFIER : forme juridique de YEBA FORMATIONS.]</w:t>
+        <w:t xml:space="preserve"> : elle n'a pas de statuts. Ce point est à expliquer à la DEETS.</w:t>
       </w:r>
     </w:p>
     <w:p>
@@ -1110,7 +1148,18 @@
         <w:rPr>
           <w:b w:val="0"/>
         </w:rPr>
-        <w:t>Pièce : statuts à jour ou extrait + procès-verbal de décision.</w:t>
+        <w:t>Pièces de remplacement : extrait d'immatriculation au registre national des entreprises (RNE) ou avis de situation INSEE de moins de 3 mois, et attestation sur l'honneur du dirigeant décrivant l'activité (formation continue, et formation par apprentissage si l'extension est demandée).</w:t>
+      </w:r>
+    </w:p>
+    <w:p>
+      <w:pPr>
+        <w:pStyle w:val="ListBullet"/>
+      </w:pPr>
+      <w:r>
+        <w:rPr>
+          <w:b w:val="0"/>
+        </w:rPr>
+        <w:t>Vérifier que le code d'activité et la description de l'activité au RNE mentionnent la formation ; les mettre à jour si besoin sur le guichet unique des formalités d'entreprises.</w:t>
       </w:r>
     </w:p>
     <w:p>
@@ -1155,8 +1204,9 @@
       </w:r>
       <w:r>
         <w:rPr>
-          <w:b w:val="0"/>
-          <w:highlight w:val="yellow"/>
+          <w:b/>
+          <w:i/>
+          <w:color w:val="8A6D1F"/>
         </w:rPr>
         <w:t>[À VÉRIFIER : ancienneté maximale attendue par la DEETS]</w:t>
       </w:r>
@@ -1209,8 +1259,9 @@
       </w:r>
       <w:r>
         <w:rPr>
-          <w:b w:val="0"/>
-          <w:highlight w:val="yellow"/>
+          <w:b/>
+          <w:i/>
+          <w:color w:val="8A6D1F"/>
         </w:rPr>
         <w:t>[À VÉRIFIER : catégorie ERP]</w:t>
       </w:r>
@@ -1229,20 +1280,32 @@
         <w:rPr>
           <w:b w:val="0"/>
         </w:rPr>
-        <w:t xml:space="preserve">Pièce : dossier « Locaux » </w:t>
+        <w:t xml:space="preserve">Lieu actuel : Secrétariat Center, 7 rue Henri Cornu, 97490 Saint-Denis, loué à la journée (100 € par jour). Joindre le contrat ou les conditions de location et une attestation du bailleur décrivant la salle, les sanitaires et l'espace de pause </w:t>
       </w:r>
       <w:r>
         <w:rPr>
-          <w:b w:val="0"/>
-          <w:highlight w:val="yellow"/>
+          <w:b/>
+          <w:i/>
+          <w:color w:val="8A6D1F"/>
         </w:rPr>
-        <w:t>[À COMPLÉTER : adresse, surface, capacité d'accueil]</w:t>
+        <w:t>[À COMPLÉTER : surface, capacité, accessibilité]</w:t>
       </w:r>
       <w:r>
         <w:rPr>
           <w:b w:val="0"/>
         </w:rPr>
         <w:t>.</w:t>
+      </w:r>
+    </w:p>
+    <w:p>
+      <w:pPr>
+        <w:pStyle w:val="ListBullet"/>
+      </w:pPr>
+      <w:r>
+        <w:rPr>
+          <w:b w:val="0"/>
+        </w:rPr>
+        <w:t>Vigilance : une location à la journée peut être jugée insuffisante pour un CFA (accueil permanent des apprentis). Elle convient à la formation continue.</w:t>
       </w:r>
     </w:p>
     <w:p>
@@ -1265,8 +1328,9 @@
       </w:r>
       <w:r>
         <w:rPr>
-          <w:b w:val="0"/>
-          <w:highlight w:val="yellow"/>
+          <w:b/>
+          <w:i/>
+          <w:color w:val="8A6D1F"/>
         </w:rPr>
         <w:t>[À COMPLÉTER]</w:t>
       </w:r>
@@ -1319,8 +1383,9 @@
       </w:r>
       <w:r>
         <w:rPr>
-          <w:b w:val="0"/>
-          <w:highlight w:val="yellow"/>
+          <w:b/>
+          <w:i/>
+          <w:color w:val="8A6D1F"/>
         </w:rPr>
         <w:t>[À COMPLÉTER : salarié dédié avec CV et contrat de travail, ou contrat de sous-traitance + cahier des charges]</w:t>
       </w:r>
@@ -1444,8 +1509,9 @@
       </w:r>
       <w:r>
         <w:rPr>
-          <w:b w:val="0"/>
-          <w:highlight w:val="yellow"/>
+          <w:b/>
+          <w:i/>
+          <w:color w:val="8A6D1F"/>
         </w:rPr>
         <w:t>[À COMPLÉTER]</w:t>
       </w:r>
@@ -1487,8 +1553,9 @@
       </w:r>
       <w:r>
         <w:rPr>
-          <w:b w:val="0"/>
-          <w:highlight w:val="yellow"/>
+          <w:b/>
+          <w:i/>
+          <w:color w:val="8A6D1F"/>
         </w:rPr>
         <w:t>[À COMPLÉTER : accords éventuels]</w:t>
       </w:r>
@@ -1511,8 +1578,9 @@
       </w:r>
       <w:r>
         <w:rPr>
-          <w:b w:val="0"/>
-          <w:highlight w:val="yellow"/>
+          <w:b/>
+          <w:i/>
+          <w:color w:val="8A6D1F"/>
         </w:rPr>
         <w:t>[À COMPLÉTER]</w:t>
       </w:r>
@@ -1554,8 +1622,9 @@
       </w:r>
       <w:r>
         <w:rPr>
-          <w:b w:val="0"/>
-          <w:highlight w:val="yellow"/>
+          <w:b/>
+          <w:i/>
+          <w:color w:val="8A6D1F"/>
         </w:rPr>
         <w:t>[À VÉRIFIER : modalités en vigueur]</w:t>
       </w:r>
@@ -1695,8 +1764,9 @@
       </w:r>
       <w:r>
         <w:rPr>
-          <w:b w:val="0"/>
-          <w:highlight w:val="yellow"/>
+          <w:b/>
+          <w:i/>
+          <w:color w:val="8A6D1F"/>
         </w:rPr>
         <w:t>[À COMPLÉTER : partenaires]</w:t>
       </w:r>
@@ -1727,8 +1797,9 @@
       </w:r>
       <w:r>
         <w:rPr>
-          <w:b w:val="0"/>
-          <w:highlight w:val="yellow"/>
+          <w:b/>
+          <w:i/>
+          <w:color w:val="8A6D1F"/>
         </w:rPr>
         <w:t>[À COMPLÉTER]</w:t>
       </w:r>
@@ -1785,12 +1856,13 @@
         <w:rPr>
           <w:b w:val="0"/>
         </w:rPr>
-        <w:t xml:space="preserve">Joindre les plannings PLN-MEM et PLN-RPMS, adaptés au rythme de l'alternance (ex. 1 semaine en centre / 3 semaines en entreprise) </w:t>
+        <w:t xml:space="preserve">Joindre les calendriers CAL-MEM et CAL-RPMS et les déroulés DP-MEM et DP-RPMS, adaptés au rythme de l'alternance (ex. 1 semaine en centre / 3 semaines en entreprise) </w:t>
       </w:r>
       <w:r>
         <w:rPr>
-          <w:b w:val="0"/>
-          <w:highlight w:val="yellow"/>
+          <w:b/>
+          <w:i/>
+          <w:color w:val="8A6D1F"/>
         </w:rPr>
         <w:t>[À COMPLÉTER : rythme choisi avec les entreprises]</w:t>
       </w:r>
@@ -1805,21 +1877,23 @@
       <w:tblPr>
         <w:tblStyle w:val="TableGrid"/>
         <w:tblW w:type="auto" w:w="0"/>
+        <w:tblLayout w:type="fixed"/>
         <w:tblLook w:firstColumn="1" w:firstRow="1" w:lastColumn="0" w:lastRow="0" w:noHBand="0" w:noVBand="1" w:val="04A0"/>
       </w:tblPr>
       <w:tblGrid>
-        <w:gridCol w:w="9638"/>
+        <w:gridCol w:w="9639"/>
       </w:tblGrid>
       <w:tr>
         <w:tc>
           <w:tcPr>
             <w:tcW w:type="dxa" w:w="9638"/>
-            <w:shd w:val="clear" w:color="auto" w:fill="F2F2F2"/>
+            <w:shd w:val="clear" w:color="auto" w:fill="E8EEF7"/>
           </w:tcPr>
           <w:p>
             <w:r>
               <w:rPr>
                 <w:b/>
+                <w:color w:val="1B3A6B"/>
                 <w:sz w:val="22"/>
               </w:rPr>
               <w:t>Aurélien LUMEKA, directeur</w:t>
@@ -1828,6 +1902,9 @@
         </w:tc>
       </w:tr>
       <w:tr>
+        <w:trPr>
+          <w:cantSplit w:val="true"/>
+        </w:trPr>
         <w:tc>
           <w:tcPr>
             <w:tcW w:type="dxa" w:w="9638"/>
@@ -1872,12 +1949,14 @@
     </w:pPr>
     <w:r>
       <w:rPr>
+        <w:color w:val="1B3A6B"/>
         <w:sz w:val="18"/>
       </w:rPr>
-      <w:t xml:space="preserve">DEETS-01  —  YEBA FORMATIONS — SIRET 814 622 262 00032 — Version 2026-10 — Page </w:t>
+      <w:t xml:space="preserve">DEETS-01   |   YEBA FORMATIONS — SIRET 814 622 262 00032 — Version 2026-10   |   Page </w:t>
     </w:r>
     <w:r>
       <w:rPr>
+        <w:color w:val="1B3A6B"/>
         <w:sz w:val="18"/>
       </w:rPr>
       <w:fldChar w:fldCharType="begin"/>
@@ -1897,7 +1976,7 @@
     <w:r>
       <w:drawing>
         <wp:inline xmlns:a="http://schemas.openxmlformats.org/drawingml/2006/main" xmlns:pic="http://schemas.openxmlformats.org/drawingml/2006/picture">
-          <wp:extent cx="676510" cy="576000"/>
+          <wp:extent cx="634228" cy="540000"/>
           <wp:docPr id="1" name="Picture 1"/>
           <wp:cNvGraphicFramePr>
             <a:graphicFrameLocks noChangeAspect="1"/>
@@ -1918,7 +1997,7 @@
                 <pic:spPr>
                   <a:xfrm>
                     <a:off x="0" y="0"/>
-                    <a:ext cx="676510" cy="576000"/>
+                    <a:ext cx="634228" cy="540000"/>
                   </a:xfrm>
                   <a:prstGeom prst="rect"/>
                 </pic:spPr>
@@ -1930,10 +2009,11 @@
     </w:r>
     <w:r>
       <w:rPr>
+        <w:b/>
         <w:color w:val="1B3A6B"/>
         <w:sz w:val="18"/>
       </w:rPr>
-      <w:t xml:space="preserve">    YEBA FORMATIONS  |  NDA 04973676397  |  Qualiopi 25FOR02027.1</w:t>
+      <w:t xml:space="preserve">     YEBA FORMATIONS   |   NDA 04973676397   |   Qualiopi 25FOR02027.1</w:t>
     </w:r>
   </w:p>
 </w:hdr>
@@ -2420,8 +2500,8 @@
       <w:rFonts w:asciiTheme="majorHAnsi" w:eastAsiaTheme="majorEastAsia" w:hAnsiTheme="majorHAnsi" w:cstheme="majorBidi" w:ascii="Arial" w:hAnsi="Arial"/>
       <w:b/>
       <w:bCs/>
-      <w:color w:val="C9A94D"/>
-      <w:sz w:val="26"/>
+      <w:color w:val="8A6D1F"/>
+      <w:sz w:val="28"/>
     </w:rPr>
   </w:style>
   <w:style w:type="paragraph" w:styleId="Heading4">
@@ -2839,6 +2919,10 @@
       </w:numPr>
       <w:contextualSpacing/>
     </w:pPr>
+    <w:rPr>
+      <w:rFonts w:ascii="Arial" w:hAnsi="Arial"/>
+      <w:sz w:val="24"/>
+    </w:rPr>
   </w:style>
   <w:style w:type="paragraph" w:styleId="ListBullet2">
     <w:name w:val="List Bullet 2"/>
@@ -2878,6 +2962,10 @@
       </w:numPr>
       <w:contextualSpacing/>
     </w:pPr>
+    <w:rPr>
+      <w:rFonts w:ascii="Arial" w:hAnsi="Arial"/>
+      <w:sz w:val="24"/>
+    </w:rPr>
   </w:style>
   <w:style w:type="paragraph" w:styleId="ListNumber2">
     <w:name w:val="List Number 2"/>

--- a/dossier-conformite-2026/livrables/01_Reponse_DEETS/DEETS-01_Dossier_18_pieces_apprentissage.docx
+++ b/dossier-conformite-2026/livrables/01_Reponse_DEETS/DEETS-01_Dossier_18_pieces_apprentissage.docx
@@ -16,7 +16,7 @@
       <w:r>
         <w:rPr>
           <w:b/>
-          <w:color w:val="8A6D1F"/>
+          <w:color w:val="1B3A6B"/>
           <w:sz w:val="28"/>
         </w:rPr>
         <w:t>Article L.6351-5 du code du travail — 18 pièces</w:t>
@@ -25,7 +25,7 @@
     <w:p>
       <w:pPr>
         <w:pBdr>
-          <w:bottom w:val="single" w:sz="18" w:space="1" w:color="C9A94D"/>
+          <w:bottom w:val="single" w:sz="18" w:space="1" w:color="C9A84C"/>
         </w:pBdr>
       </w:pPr>
     </w:p>
@@ -1068,7 +1068,7 @@
                 <w:b w:val="0"/>
                 <w:sz w:val="22"/>
               </w:rPr>
-              <w:t>Qualiopi : la certification doit couvrir la catégorie « actions de formation par apprentissage » — extension à demander à votre certificateur (audit).</w:t>
+              <w:t>Qualiopi : bonne nouvelle, le certificat 25FOR02027.1 couvre déjà la catégorie « actions de formation par apprentissage ». Joindre le certificat.</w:t>
             </w:r>
           </w:p>
           <w:p>
@@ -1092,8 +1092,9 @@
               <w:rPr>
                 <w:b/>
                 <w:i/>
-                <w:color w:val="8A6D1F"/>
+                <w:color w:val="1B3A6B"/>
                 <w:sz w:val="22"/>
+                <w:u w:val="single"/>
               </w:rPr>
               <w:t>[À VÉRIFIER : règles 2026]</w:t>
             </w:r>
@@ -1206,7 +1207,8 @@
         <w:rPr>
           <w:b/>
           <w:i/>
-          <w:color w:val="8A6D1F"/>
+          <w:color w:val="1B3A6B"/>
+          <w:u w:val="single"/>
         </w:rPr>
         <w:t>[À VÉRIFIER : ancienneté maximale attendue par la DEETS]</w:t>
       </w:r>
@@ -1261,7 +1263,8 @@
         <w:rPr>
           <w:b/>
           <w:i/>
-          <w:color w:val="8A6D1F"/>
+          <w:color w:val="1B3A6B"/>
+          <w:u w:val="single"/>
         </w:rPr>
         <w:t>[À VÉRIFIER : catégorie ERP]</w:t>
       </w:r>
@@ -1280,13 +1283,14 @@
         <w:rPr>
           <w:b w:val="0"/>
         </w:rPr>
-        <w:t xml:space="preserve">Lieu actuel : Secrétariat Center, 7 rue Henri Cornu, 97490 Saint-Denis, loué à la journée (100 € par jour). Joindre le contrat ou les conditions de location et une attestation du bailleur décrivant la salle, les sanitaires et l'espace de pause </w:t>
+        <w:t xml:space="preserve">Siège et site certifié Qualiopi : 9 rue Françoise Châtelain, bâtiment A, entrée 1, porte 0042, 97490 Sainte-Clotilde. Lieu de formation : Secrétariat Center, 7 rue Henri Cornu, 97490 Saint-Denis, loué à la journée (100 € par jour). Joindre le contrat ou les conditions de location et une attestation du bailleur décrivant la salle, les sanitaires et l'espace de pause </w:t>
       </w:r>
       <w:r>
         <w:rPr>
           <w:b/>
           <w:i/>
-          <w:color w:val="8A6D1F"/>
+          <w:color w:val="1B3A6B"/>
+          <w:u w:val="single"/>
         </w:rPr>
         <w:t>[À COMPLÉTER : surface, capacité, accessibilité]</w:t>
       </w:r>
@@ -1330,7 +1334,8 @@
         <w:rPr>
           <w:b/>
           <w:i/>
-          <w:color w:val="8A6D1F"/>
+          <w:color w:val="1B3A6B"/>
+          <w:u w:val="single"/>
         </w:rPr>
         <w:t>[À COMPLÉTER]</w:t>
       </w:r>
@@ -1385,7 +1390,8 @@
         <w:rPr>
           <w:b/>
           <w:i/>
-          <w:color w:val="8A6D1F"/>
+          <w:color w:val="1B3A6B"/>
+          <w:u w:val="single"/>
         </w:rPr>
         <w:t>[À COMPLÉTER : salarié dédié avec CV et contrat de travail, ou contrat de sous-traitance + cahier des charges]</w:t>
       </w:r>
@@ -1511,7 +1517,8 @@
         <w:rPr>
           <w:b/>
           <w:i/>
-          <w:color w:val="8A6D1F"/>
+          <w:color w:val="1B3A6B"/>
+          <w:u w:val="single"/>
         </w:rPr>
         <w:t>[À COMPLÉTER]</w:t>
       </w:r>
@@ -1555,7 +1562,8 @@
         <w:rPr>
           <w:b/>
           <w:i/>
-          <w:color w:val="8A6D1F"/>
+          <w:color w:val="1B3A6B"/>
+          <w:u w:val="single"/>
         </w:rPr>
         <w:t>[À COMPLÉTER : accords éventuels]</w:t>
       </w:r>
@@ -1580,7 +1588,8 @@
         <w:rPr>
           <w:b/>
           <w:i/>
-          <w:color w:val="8A6D1F"/>
+          <w:color w:val="1B3A6B"/>
+          <w:u w:val="single"/>
         </w:rPr>
         <w:t>[À COMPLÉTER]</w:t>
       </w:r>
@@ -1624,7 +1633,8 @@
         <w:rPr>
           <w:b/>
           <w:i/>
-          <w:color w:val="8A6D1F"/>
+          <w:color w:val="1B3A6B"/>
+          <w:u w:val="single"/>
         </w:rPr>
         <w:t>[À VÉRIFIER : modalités en vigueur]</w:t>
       </w:r>
@@ -1766,7 +1776,8 @@
         <w:rPr>
           <w:b/>
           <w:i/>
-          <w:color w:val="8A6D1F"/>
+          <w:color w:val="1B3A6B"/>
+          <w:u w:val="single"/>
         </w:rPr>
         <w:t>[À COMPLÉTER : partenaires]</w:t>
       </w:r>
@@ -1799,7 +1810,8 @@
         <w:rPr>
           <w:b/>
           <w:i/>
-          <w:color w:val="8A6D1F"/>
+          <w:color w:val="1B3A6B"/>
+          <w:u w:val="single"/>
         </w:rPr>
         <w:t>[À COMPLÉTER]</w:t>
       </w:r>
@@ -1862,7 +1874,8 @@
         <w:rPr>
           <w:b/>
           <w:i/>
-          <w:color w:val="8A6D1F"/>
+          <w:color w:val="1B3A6B"/>
+          <w:u w:val="single"/>
         </w:rPr>
         <w:t>[À COMPLÉTER : rythme choisi avec les entreprises]</w:t>
       </w:r>
@@ -1928,6 +1941,124 @@
       </w:tr>
     </w:tbl>
     <w:p/>
+    <w:p>
+      <w:pPr>
+        <w:pBdr>
+          <w:bottom w:val="single" w:sz="18" w:space="1" w:color="C9A84C"/>
+        </w:pBdr>
+      </w:pPr>
+    </w:p>
+    <w:p>
+      <w:pPr>
+        <w:keepNext/>
+        <w:spacing w:after="0"/>
+      </w:pPr>
+      <w:r>
+        <w:rPr>
+          <w:b/>
+          <w:color w:val="1B3A6B"/>
+          <w:sz w:val="20"/>
+        </w:rPr>
+        <w:t>YEBA FORMATIONS — Aurélien LUMEKA, entrepreneur individuel (EI), directeur</w:t>
+      </w:r>
+    </w:p>
+    <w:p>
+      <w:pPr>
+        <w:keepNext/>
+        <w:spacing w:after="0"/>
+      </w:pPr>
+      <w:r>
+        <w:rPr>
+          <w:b w:val="0"/>
+          <w:color w:val="121212"/>
+          <w:sz w:val="20"/>
+        </w:rPr>
+        <w:t>9 rue Françoise Châtelain, 97490 Sainte-Clotilde, La Réunion</w:t>
+      </w:r>
+    </w:p>
+    <w:p>
+      <w:pPr>
+        <w:keepNext/>
+        <w:spacing w:after="0"/>
+      </w:pPr>
+      <w:r>
+        <w:rPr>
+          <w:b w:val="0"/>
+          <w:color w:val="121212"/>
+          <w:sz w:val="20"/>
+        </w:rPr>
+        <w:t>Tél. 0693 32 24 45 — yebaformations@gmail.com</w:t>
+      </w:r>
+    </w:p>
+    <w:p>
+      <w:pPr>
+        <w:keepNext/>
+        <w:spacing w:after="0"/>
+      </w:pPr>
+      <w:r>
+        <w:rPr>
+          <w:b w:val="0"/>
+          <w:color w:val="121212"/>
+          <w:sz w:val="20"/>
+        </w:rPr>
+        <w:t>SIRET 814 622 262 00032</w:t>
+      </w:r>
+    </w:p>
+    <w:p>
+      <w:pPr>
+        <w:keepNext/>
+        <w:spacing w:after="0"/>
+      </w:pPr>
+      <w:r>
+        <w:rPr>
+          <w:b w:val="0"/>
+          <w:color w:val="121212"/>
+          <w:sz w:val="20"/>
+        </w:rPr>
+        <w:t>Déclaration d'activité n° 04973676397 auprès du Préfet de La Réunion. Cet enregistrement ne vaut pas agrément de l'État.</w:t>
+      </w:r>
+    </w:p>
+    <w:p>
+      <w:pPr>
+        <w:keepNext/>
+        <w:spacing w:after="0"/>
+      </w:pPr>
+      <w:r>
+        <w:rPr>
+          <w:b w:val="0"/>
+          <w:color w:val="121212"/>
+          <w:sz w:val="20"/>
+        </w:rPr>
+        <w:t>Certification Qualiopi n° 25FOR02027.1 délivrée au titre des catégories : actions de formation, bilans de compétences, actions permettant de faire valider les acquis de l'expérience, actions de formation par apprentissage — organisme certificateur Qualitia (accrédité COFRAC).</w:t>
+      </w:r>
+    </w:p>
+    <w:p>
+      <w:pPr>
+        <w:keepNext/>
+        <w:spacing w:after="0"/>
+      </w:pPr>
+      <w:r>
+        <w:rPr>
+          <w:b w:val="0"/>
+          <w:color w:val="121212"/>
+          <w:sz w:val="20"/>
+        </w:rPr>
+        <w:t>Référent handicap : Aurélien LUMEKA — yebaformations@gmail.com. Document disponible en 16 points sur simple demande.</w:t>
+      </w:r>
+    </w:p>
+    <w:p>
+      <w:pPr>
+        <w:spacing w:before="120"/>
+      </w:pPr>
+      <w:r>
+        <w:rPr>
+          <w:b w:val="0"/>
+          <w:color w:val="5A5F6A"/>
+          <w:sz w:val="18"/>
+        </w:rPr>
+        <w:t>Ce document a été conçu par le formateur avec l'assistance d'un système d'IA générative (règlement (UE) 2024/1689, art. 50). Son contenu a été vérifié et validé par un humain, qui en assume la responsabilité.</w:t>
+      </w:r>
+    </w:p>
     <w:sectPr>
       <w:headerReference w:type="default" r:id="rId9"/>
       <w:footerReference w:type="default" r:id="rId10"/>
@@ -1952,7 +2083,7 @@
         <w:color w:val="1B3A6B"/>
         <w:sz w:val="18"/>
       </w:rPr>
-      <w:t xml:space="preserve">DEETS-01   |   YEBA FORMATIONS — SIRET 814 622 262 00032 — Version 2026-10   |   Page </w:t>
+      <w:t xml:space="preserve">DEETS-01   |   YEBA FORMATIONS — SIRET 814 622 262 00032 — Version 2026-10-v3   |   Page </w:t>
     </w:r>
     <w:r>
       <w:rPr>
@@ -2383,10 +2514,11 @@
     <w:qFormat/>
     <w:rsid w:val="00FC693F"/>
     <w:pPr>
-      <w:spacing w:after="120" w:line="276" w:lineRule="auto"/>
+      <w:spacing w:after="120" w:line="312" w:lineRule="auto"/>
     </w:pPr>
     <w:rPr>
       <w:rFonts w:ascii="Arial" w:hAnsi="Arial" w:eastAsia="Arial"/>
+      <w:color w:val="121212"/>
       <w:sz w:val="24"/>
     </w:rPr>
   </w:style>
@@ -2500,7 +2632,7 @@
       <w:rFonts w:asciiTheme="majorHAnsi" w:eastAsiaTheme="majorEastAsia" w:hAnsiTheme="majorHAnsi" w:cstheme="majorBidi" w:ascii="Arial" w:hAnsi="Arial"/>
       <w:b/>
       <w:bCs/>
-      <w:color w:val="8A6D1F"/>
+      <w:color w:val="1B3A6B"/>
       <w:sz w:val="28"/>
     </w:rPr>
   </w:style>

--- a/dossier-conformite-2026/livrables/01_Reponse_DEETS/DEETS-01_Dossier_18_pieces_apprentissage.docx
+++ b/dossier-conformite-2026/livrables/01_Reponse_DEETS/DEETS-01_Dossier_18_pieces_apprentissage.docx
@@ -2107,7 +2107,7 @@
     <w:r>
       <w:drawing>
         <wp:inline xmlns:a="http://schemas.openxmlformats.org/drawingml/2006/main" xmlns:pic="http://schemas.openxmlformats.org/drawingml/2006/picture">
-          <wp:extent cx="634228" cy="540000"/>
+          <wp:extent cx="624277" cy="540000"/>
           <wp:docPr id="1" name="Picture 1"/>
           <wp:cNvGraphicFramePr>
             <a:graphicFrameLocks noChangeAspect="1"/>
@@ -2116,7 +2116,7 @@
             <a:graphicData uri="http://schemas.openxmlformats.org/drawingml/2006/picture">
               <pic:pic>
                 <pic:nvPicPr>
-                  <pic:cNvPr id="0" name="logo_yeba_formations.png"/>
+                  <pic:cNvPr id="0" name="logo_yeba_fond_clair_1000.png"/>
                   <pic:cNvPicPr/>
                 </pic:nvPicPr>
                 <pic:blipFill>
@@ -2128,7 +2128,7 @@
                 <pic:spPr>
                   <a:xfrm>
                     <a:off x="0" y="0"/>
-                    <a:ext cx="634228" cy="540000"/>
+                    <a:ext cx="624277" cy="540000"/>
                   </a:xfrm>
                   <a:prstGeom prst="rect"/>
                 </pic:spPr>
